--- a/entregas/plano-contingencia-agua/cenarios/T-comunicacao-de-crise/cenario-T-comunicacao-de-crise-procedimento.docx
+++ b/entregas/plano-contingencia-agua/cenarios/T-comunicacao-de-crise/cenario-T-comunicacao-de-crise-procedimento.docx
@@ -2965,6 +2965,7 @@
     <w:p>
       <w:pPr>
         <w:keepNext/>
+        <w:pageBreakBefore/>
         <w:pBdr>
           <w:bottom w:val="single" w:sz="8" w:space="5" w:color="2F4162"/>
         </w:pBdr>
@@ -4950,6 +4951,7 @@
     <w:p>
       <w:pPr>
         <w:keepNext/>
+        <w:pageBreakBefore/>
         <w:pBdr>
           <w:bottom w:val="single" w:sz="8" w:space="5" w:color="2F4162"/>
         </w:pBdr>
@@ -5889,6 +5891,7 @@
     <w:p>
       <w:pPr>
         <w:keepNext/>
+        <w:pageBreakBefore/>
         <w:pBdr>
           <w:bottom w:val="single" w:sz="8" w:space="5" w:color="2F4162"/>
         </w:pBdr>
@@ -6504,6 +6507,7 @@
     <w:p>
       <w:pPr>
         <w:keepNext/>
+        <w:pageBreakBefore/>
         <w:pBdr>
           <w:bottom w:val="single" w:sz="8" w:space="5" w:color="2F4162"/>
         </w:pBdr>
@@ -7849,6 +7853,7 @@
     <w:p>
       <w:pPr>
         <w:keepNext/>
+        <w:pageBreakBefore/>
         <w:pBdr>
           <w:bottom w:val="single" w:sz="8" w:space="5" w:color="2F4162"/>
         </w:pBdr>
